--- a/2024年/2024年6月中国电子学会软件编程图形化等级考试1级.docx
+++ b/2024年/2024年6月中国电子学会软件编程图形化等级考试1级.docx
@@ -1,42 +1,5 @@
 
-<file path=docProps\app.xml><?xml version="1.0" encoding="utf-8"?>
-<Properties xmlns="http://schemas.openxmlformats.org/officeDocument/2006/extended-properties" xmlns:vt="http://schemas.openxmlformats.org/officeDocument/2006/docPropsVTypes">
-  <Template>Normal.dotm</Template>
-  <Pages>39</Pages>
-  <Words>0</Words>
-  <Characters>0</Characters>
-  <Lines>0</Lines>
-  <Paragraphs>0</Paragraphs>
-  <TotalTime>2</TotalTime>
-  <ScaleCrop>false</ScaleCrop>
-  <LinksUpToDate>false</LinksUpToDate>
-  <CharactersWithSpaces>0</CharactersWithSpaces>
-  <Application>WPS Office_12.1.0.16929_F1E327BC-269C-435d-A152-05C5408002CA</Application>
-  <DocSecurity>0</DocSecurity>
-</Properties>
-</file>
-
-<file path=docProps\core.xml><?xml version="1.0" encoding="utf-8"?>
-<cp:coreProperties xmlns:cp="http://schemas.openxmlformats.org/package/2006/metadata/core-properties" xmlns:dc="http://purl.org/dc/elements/1.1/" xmlns:dcterms="http://purl.org/dc/terms/" xmlns:dcmitype="http://purl.org/dc/dcmitype/" xmlns:xsi="http://www.w3.org/2001/XMLSchema-instance">
-  <dcterms:created xsi:type="dcterms:W3CDTF">2024-07-09T07:20:04Z</dcterms:created>
-  <dc:creator>Administrator</dc:creator>
-  <cp:lastModifiedBy>依依</cp:lastModifiedBy>
-  <dcterms:modified xsi:type="dcterms:W3CDTF">2024-07-09T07:45:35Z</dcterms:modified>
-</cp:coreProperties>
-</file>
-
-<file path=docProps\custom.xml><?xml version="1.0" encoding="utf-8"?>
-<Properties xmlns="http://schemas.openxmlformats.org/officeDocument/2006/custom-properties" xmlns:vt="http://schemas.openxmlformats.org/officeDocument/2006/docPropsVTypes">
-  <property fmtid="{D5CDD505-2E9C-101B-9397-08002B2CF9AE}" pid="2" name="KSOProductBuildVer">
-    <vt:lpwstr>2052-12.1.0.16929</vt:lpwstr>
-  </property>
-  <property fmtid="{D5CDD505-2E9C-101B-9397-08002B2CF9AE}" pid="3" name="ICV">
-    <vt:lpwstr>52796B2470034B79875DF75630B23F96_12</vt:lpwstr>
-  </property>
-</Properties>
-</file>
-
-<file path=word\document.xml><?xml version="1.0" encoding="utf-8"?>
+<file path=word/document.xml><?xml version="1.0" encoding="utf-8"?>
 <w:document xmlns:w="http://schemas.openxmlformats.org/wordprocessingml/2006/main" xmlns:r="http://schemas.openxmlformats.org/officeDocument/2006/relationships" xmlns:wp="http://schemas.openxmlformats.org/drawingml/2006/wordprocessingDrawing" xmlns:a="http://schemas.openxmlformats.org/drawingml/2006/main" xmlns:pic="http://schemas.openxmlformats.org/drawingml/2006/picture">
   <w:body>
     <w:p>
@@ -1123,23 +1086,23 @@
         </w:rPr>
         <w:drawing>
           <wp:inline distT="0" distB="0" distL="0" distR="0">
-            <wp:extent cx="3132000" cy="2857500"/>
+            <wp:extent cx="725117" cy="2857500"/>
             <wp:effectExtent l="0" t="0" r="0" b="0"/>
-            <wp:docPr id="110" name="Picture 110" descr="image"/>
+            <wp:docPr id="212" name="Picture 212" descr="image"/>
             <wp:cNvGraphicFramePr>
-              <a:graphicFrameLocks xmlns:a="http://schemas.openxmlformats.org/drawingml/2006/main" noChangeAspect="1"/>
+              <a:graphicFrameLocks noChangeAspect="1"/>
             </wp:cNvGraphicFramePr>
-            <a:graphic xmlns:a="http://schemas.openxmlformats.org/drawingml/2006/main">
+            <a:graphic>
               <a:graphicData uri="http://schemas.openxmlformats.org/drawingml/2006/picture">
-                <pic:pic xmlns:pic="http://schemas.openxmlformats.org/drawingml/2006/picture">
+                <pic:pic>
                   <pic:nvPicPr>
-                    <pic:cNvPr id="110" name="Picture 110" descr="image"/>
+                    <pic:cNvPr id="212" name="Picture 212" descr="image"/>
                     <pic:cNvPicPr>
                       <a:picLocks noChangeAspect="1"/>
                     </pic:cNvPicPr>
                   </pic:nvPicPr>
                   <pic:blipFill>
-                    <a:blip r:embed="rId13|rId14"/>
+                    <a:blip r:embed="rId13"/>
                     <a:stretch>
                       <a:fillRect/>
                     </a:stretch>
@@ -1147,7 +1110,44 @@
                   <pic:spPr>
                     <a:xfrm>
                       <a:off x="0" y="0"/>
-                      <a:ext cx="3132000" cy="2857500"/>
+                      <a:ext cx="725117" cy="2857500"/>
+                    </a:xfrm>
+                    <a:prstGeom prst="rect">
+                      <a:avLst/>
+                    </a:prstGeom>
+                  </pic:spPr>
+                </pic:pic>
+              </a:graphicData>
+            </a:graphic>
+          </wp:inline>
+        </w:drawing>
+        <w:drawing>
+          <wp:inline distT="0" distB="0" distL="0" distR="0">
+            <wp:extent cx="2011822" cy="2857500"/>
+            <wp:effectExtent l="0" t="0" r="0" b="0"/>
+            <wp:docPr id="213" name="Picture 213" descr="image"/>
+            <wp:cNvGraphicFramePr>
+              <a:graphicFrameLocks noChangeAspect="1"/>
+            </wp:cNvGraphicFramePr>
+            <a:graphic>
+              <a:graphicData uri="http://schemas.openxmlformats.org/drawingml/2006/picture">
+                <pic:pic>
+                  <pic:nvPicPr>
+                    <pic:cNvPr id="213" name="Picture 213" descr="image"/>
+                    <pic:cNvPicPr>
+                      <a:picLocks noChangeAspect="1"/>
+                    </pic:cNvPicPr>
+                  </pic:nvPicPr>
+                  <pic:blipFill>
+                    <a:blip r:embed="rId14"/>
+                    <a:stretch>
+                      <a:fillRect/>
+                    </a:stretch>
+                  </pic:blipFill>
+                  <pic:spPr>
+                    <a:xfrm>
+                      <a:off x="0" y="0"/>
+                      <a:ext cx="2011822" cy="2857500"/>
                     </a:xfrm>
                     <a:prstGeom prst="rect">
                       <a:avLst/>
@@ -3367,23 +3367,23 @@
         </w:rPr>
         <w:drawing>
           <wp:inline distT="0" distB="0" distL="0" distR="0">
-            <wp:extent cx="3132000" cy="1905000"/>
+            <wp:extent cx="515000" cy="1905000"/>
             <wp:effectExtent l="0" t="0" r="0" b="0"/>
-            <wp:docPr id="131" name="Picture 131" descr="image"/>
+            <wp:docPr id="214" name="Picture 214" descr="image"/>
             <wp:cNvGraphicFramePr>
-              <a:graphicFrameLocks xmlns:a="http://schemas.openxmlformats.org/drawingml/2006/main" noChangeAspect="1"/>
+              <a:graphicFrameLocks noChangeAspect="1"/>
             </wp:cNvGraphicFramePr>
-            <a:graphic xmlns:a="http://schemas.openxmlformats.org/drawingml/2006/main">
+            <a:graphic>
               <a:graphicData uri="http://schemas.openxmlformats.org/drawingml/2006/picture">
-                <pic:pic xmlns:pic="http://schemas.openxmlformats.org/drawingml/2006/picture">
+                <pic:pic>
                   <pic:nvPicPr>
-                    <pic:cNvPr id="131" name="Picture 131" descr="image"/>
+                    <pic:cNvPr id="214" name="Picture 214" descr="image"/>
                     <pic:cNvPicPr>
                       <a:picLocks noChangeAspect="1"/>
                     </pic:cNvPicPr>
                   </pic:nvPicPr>
                   <pic:blipFill>
-                    <a:blip r:embed="rId35|rId36"/>
+                    <a:blip r:embed="rId35"/>
                     <a:stretch>
                       <a:fillRect/>
                     </a:stretch>
@@ -3391,7 +3391,44 @@
                   <pic:spPr>
                     <a:xfrm>
                       <a:off x="0" y="0"/>
-                      <a:ext cx="3132000" cy="1905000"/>
+                      <a:ext cx="515000" cy="1905000"/>
+                    </a:xfrm>
+                    <a:prstGeom prst="rect">
+                      <a:avLst/>
+                    </a:prstGeom>
+                  </pic:spPr>
+                </pic:pic>
+              </a:graphicData>
+            </a:graphic>
+          </wp:inline>
+        </w:drawing>
+        <w:drawing>
+          <wp:inline distT="0" distB="0" distL="0" distR="0">
+            <wp:extent cx="2521727" cy="1905000"/>
+            <wp:effectExtent l="0" t="0" r="0" b="0"/>
+            <wp:docPr id="215" name="Picture 215" descr="image"/>
+            <wp:cNvGraphicFramePr>
+              <a:graphicFrameLocks noChangeAspect="1"/>
+            </wp:cNvGraphicFramePr>
+            <a:graphic>
+              <a:graphicData uri="http://schemas.openxmlformats.org/drawingml/2006/picture">
+                <pic:pic>
+                  <pic:nvPicPr>
+                    <pic:cNvPr id="215" name="Picture 215" descr="image"/>
+                    <pic:cNvPicPr>
+                      <a:picLocks noChangeAspect="1"/>
+                    </pic:cNvPicPr>
+                  </pic:nvPicPr>
+                  <pic:blipFill>
+                    <a:blip r:embed="rId36"/>
+                    <a:stretch>
+                      <a:fillRect/>
+                    </a:stretch>
+                  </pic:blipFill>
+                  <pic:spPr>
+                    <a:xfrm>
+                      <a:off x="0" y="0"/>
+                      <a:ext cx="2521727" cy="1905000"/>
                     </a:xfrm>
                     <a:prstGeom prst="rect">
                       <a:avLst/>
@@ -7479,23 +7516,23 @@
         </w:rPr>
         <w:drawing>
           <wp:inline distT="0" distB="0" distL="0" distR="0">
-            <wp:extent cx="3132000" cy="1905000"/>
+            <wp:extent cx="2526196" cy="1905000"/>
             <wp:effectExtent l="0" t="0" r="0" b="0"/>
-            <wp:docPr id="172" name="Picture 172" descr="image"/>
+            <wp:docPr id="216" name="Picture 216" descr="image"/>
             <wp:cNvGraphicFramePr>
-              <a:graphicFrameLocks xmlns:a="http://schemas.openxmlformats.org/drawingml/2006/main" noChangeAspect="1"/>
+              <a:graphicFrameLocks noChangeAspect="1"/>
             </wp:cNvGraphicFramePr>
-            <a:graphic xmlns:a="http://schemas.openxmlformats.org/drawingml/2006/main">
+            <a:graphic>
               <a:graphicData uri="http://schemas.openxmlformats.org/drawingml/2006/picture">
-                <pic:pic xmlns:pic="http://schemas.openxmlformats.org/drawingml/2006/picture">
+                <pic:pic>
                   <pic:nvPicPr>
-                    <pic:cNvPr id="172" name="Picture 172" descr="image"/>
+                    <pic:cNvPr id="216" name="Picture 216" descr="image"/>
                     <pic:cNvPicPr>
                       <a:picLocks noChangeAspect="1"/>
                     </pic:cNvPicPr>
                   </pic:nvPicPr>
                   <pic:blipFill>
-                    <a:blip r:embed="rId77|rId78"/>
+                    <a:blip r:embed="rId77"/>
                     <a:stretch>
                       <a:fillRect/>
                     </a:stretch>
@@ -7503,7 +7540,44 @@
                   <pic:spPr>
                     <a:xfrm>
                       <a:off x="0" y="0"/>
-                      <a:ext cx="3132000" cy="1905000"/>
+                      <a:ext cx="2526196" cy="1905000"/>
+                    </a:xfrm>
+                    <a:prstGeom prst="rect">
+                      <a:avLst/>
+                    </a:prstGeom>
+                  </pic:spPr>
+                </pic:pic>
+              </a:graphicData>
+            </a:graphic>
+          </wp:inline>
+        </w:drawing>
+        <w:drawing>
+          <wp:inline distT="0" distB="0" distL="0" distR="0">
+            <wp:extent cx="1990618" cy="1905000"/>
+            <wp:effectExtent l="0" t="0" r="0" b="0"/>
+            <wp:docPr id="217" name="Picture 217" descr="image"/>
+            <wp:cNvGraphicFramePr>
+              <a:graphicFrameLocks noChangeAspect="1"/>
+            </wp:cNvGraphicFramePr>
+            <a:graphic>
+              <a:graphicData uri="http://schemas.openxmlformats.org/drawingml/2006/picture">
+                <pic:pic>
+                  <pic:nvPicPr>
+                    <pic:cNvPr id="217" name="Picture 217" descr="image"/>
+                    <pic:cNvPicPr>
+                      <a:picLocks noChangeAspect="1"/>
+                    </pic:cNvPicPr>
+                  </pic:nvPicPr>
+                  <pic:blipFill>
+                    <a:blip r:embed="rId78"/>
+                    <a:stretch>
+                      <a:fillRect/>
+                    </a:stretch>
+                  </pic:blipFill>
+                  <pic:spPr>
+                    <a:xfrm>
+                      <a:off x="0" y="0"/>
+                      <a:ext cx="1990618" cy="1905000"/>
                     </a:xfrm>
                     <a:prstGeom prst="rect">
                       <a:avLst/>
@@ -7980,23 +8054,23 @@
         </w:rPr>
         <w:drawing>
           <wp:inline distT="0" distB="0" distL="0" distR="0">
-            <wp:extent cx="3132000" cy="1905000"/>
+            <wp:extent cx="1949023" cy="1905000"/>
             <wp:effectExtent l="0" t="0" r="0" b="0"/>
-            <wp:docPr id="177" name="Picture 177" descr="image"/>
+            <wp:docPr id="218" name="Picture 218" descr="image"/>
             <wp:cNvGraphicFramePr>
-              <a:graphicFrameLocks xmlns:a="http://schemas.openxmlformats.org/drawingml/2006/main" noChangeAspect="1"/>
+              <a:graphicFrameLocks noChangeAspect="1"/>
             </wp:cNvGraphicFramePr>
-            <a:graphic xmlns:a="http://schemas.openxmlformats.org/drawingml/2006/main">
+            <a:graphic>
               <a:graphicData uri="http://schemas.openxmlformats.org/drawingml/2006/picture">
-                <pic:pic xmlns:pic="http://schemas.openxmlformats.org/drawingml/2006/picture">
+                <pic:pic>
                   <pic:nvPicPr>
-                    <pic:cNvPr id="177" name="Picture 177" descr="image"/>
+                    <pic:cNvPr id="218" name="Picture 218" descr="image"/>
                     <pic:cNvPicPr>
                       <a:picLocks noChangeAspect="1"/>
                     </pic:cNvPicPr>
                   </pic:nvPicPr>
                   <pic:blipFill>
-                    <a:blip r:embed="rId83|rId84"/>
+                    <a:blip r:embed="rId83"/>
                     <a:stretch>
                       <a:fillRect/>
                     </a:stretch>
@@ -8004,7 +8078,44 @@
                   <pic:spPr>
                     <a:xfrm>
                       <a:off x="0" y="0"/>
-                      <a:ext cx="3132000" cy="1905000"/>
+                      <a:ext cx="1949023" cy="1905000"/>
+                    </a:xfrm>
+                    <a:prstGeom prst="rect">
+                      <a:avLst/>
+                    </a:prstGeom>
+                  </pic:spPr>
+                </pic:pic>
+              </a:graphicData>
+            </a:graphic>
+          </wp:inline>
+        </w:drawing>
+        <w:drawing>
+          <wp:inline distT="0" distB="0" distL="0" distR="0">
+            <wp:extent cx="2455664" cy="1905000"/>
+            <wp:effectExtent l="0" t="0" r="0" b="0"/>
+            <wp:docPr id="219" name="Picture 219" descr="image"/>
+            <wp:cNvGraphicFramePr>
+              <a:graphicFrameLocks noChangeAspect="1"/>
+            </wp:cNvGraphicFramePr>
+            <a:graphic>
+              <a:graphicData uri="http://schemas.openxmlformats.org/drawingml/2006/picture">
+                <pic:pic>
+                  <pic:nvPicPr>
+                    <pic:cNvPr id="219" name="Picture 219" descr="image"/>
+                    <pic:cNvPicPr>
+                      <a:picLocks noChangeAspect="1"/>
+                    </pic:cNvPicPr>
+                  </pic:nvPicPr>
+                  <pic:blipFill>
+                    <a:blip r:embed="rId84"/>
+                    <a:stretch>
+                      <a:fillRect/>
+                    </a:stretch>
+                  </pic:blipFill>
+                  <pic:spPr>
+                    <a:xfrm>
+                      <a:off x="0" y="0"/>
+                      <a:ext cx="2455664" cy="1905000"/>
                     </a:xfrm>
                     <a:prstGeom prst="rect">
                       <a:avLst/>
@@ -8936,23 +9047,23 @@
         </w:rPr>
         <w:drawing>
           <wp:inline distT="0" distB="0" distL="0" distR="0">
-            <wp:extent cx="3132000" cy="1905000"/>
+            <wp:extent cx="2090854" cy="1905000"/>
             <wp:effectExtent l="0" t="0" r="0" b="0"/>
-            <wp:docPr id="187" name="Picture 187" descr="image"/>
+            <wp:docPr id="220" name="Picture 220" descr="image"/>
             <wp:cNvGraphicFramePr>
-              <a:graphicFrameLocks xmlns:a="http://schemas.openxmlformats.org/drawingml/2006/main" noChangeAspect="1"/>
+              <a:graphicFrameLocks noChangeAspect="1"/>
             </wp:cNvGraphicFramePr>
-            <a:graphic xmlns:a="http://schemas.openxmlformats.org/drawingml/2006/main">
+            <a:graphic>
               <a:graphicData uri="http://schemas.openxmlformats.org/drawingml/2006/picture">
-                <pic:pic xmlns:pic="http://schemas.openxmlformats.org/drawingml/2006/picture">
+                <pic:pic>
                   <pic:nvPicPr>
-                    <pic:cNvPr id="187" name="Picture 187" descr="image"/>
+                    <pic:cNvPr id="220" name="Picture 220" descr="image"/>
                     <pic:cNvPicPr>
                       <a:picLocks noChangeAspect="1"/>
                     </pic:cNvPicPr>
                   </pic:nvPicPr>
                   <pic:blipFill>
-                    <a:blip r:embed="rId94|rId95"/>
+                    <a:blip r:embed="rId94"/>
                     <a:stretch>
                       <a:fillRect/>
                     </a:stretch>
@@ -8960,7 +9071,44 @@
                   <pic:spPr>
                     <a:xfrm>
                       <a:off x="0" y="0"/>
-                      <a:ext cx="3132000" cy="1905000"/>
+                      <a:ext cx="2090854" cy="1905000"/>
+                    </a:xfrm>
+                    <a:prstGeom prst="rect">
+                      <a:avLst/>
+                    </a:prstGeom>
+                  </pic:spPr>
+                </pic:pic>
+              </a:graphicData>
+            </a:graphic>
+          </wp:inline>
+        </w:drawing>
+        <w:drawing>
+          <wp:inline distT="0" distB="0" distL="0" distR="0">
+            <wp:extent cx="2123042" cy="1905000"/>
+            <wp:effectExtent l="0" t="0" r="0" b="0"/>
+            <wp:docPr id="221" name="Picture 221" descr="image"/>
+            <wp:cNvGraphicFramePr>
+              <a:graphicFrameLocks noChangeAspect="1"/>
+            </wp:cNvGraphicFramePr>
+            <a:graphic>
+              <a:graphicData uri="http://schemas.openxmlformats.org/drawingml/2006/picture">
+                <pic:pic>
+                  <pic:nvPicPr>
+                    <pic:cNvPr id="221" name="Picture 221" descr="image"/>
+                    <pic:cNvPicPr>
+                      <a:picLocks noChangeAspect="1"/>
+                    </pic:cNvPicPr>
+                  </pic:nvPicPr>
+                  <pic:blipFill>
+                    <a:blip r:embed="rId95"/>
+                    <a:stretch>
+                      <a:fillRect/>
+                    </a:stretch>
+                  </pic:blipFill>
+                  <pic:spPr>
+                    <a:xfrm>
+                      <a:off x="0" y="0"/>
+                      <a:ext cx="2123042" cy="1905000"/>
                     </a:xfrm>
                     <a:prstGeom prst="rect">
                       <a:avLst/>
@@ -9446,23 +9594,23 @@
         </w:rPr>
         <w:drawing>
           <wp:inline distT="0" distB="0" distL="0" distR="0">
-            <wp:extent cx="3132000" cy="2857500"/>
+            <wp:extent cx="714375" cy="2857500"/>
             <wp:effectExtent l="0" t="0" r="0" b="0"/>
-            <wp:docPr id="192" name="Picture 192" descr="image"/>
+            <wp:docPr id="222" name="Picture 222" descr="image"/>
             <wp:cNvGraphicFramePr>
-              <a:graphicFrameLocks xmlns:a="http://schemas.openxmlformats.org/drawingml/2006/main" noChangeAspect="1"/>
+              <a:graphicFrameLocks noChangeAspect="1"/>
             </wp:cNvGraphicFramePr>
-            <a:graphic xmlns:a="http://schemas.openxmlformats.org/drawingml/2006/main">
+            <a:graphic>
               <a:graphicData uri="http://schemas.openxmlformats.org/drawingml/2006/picture">
-                <pic:pic xmlns:pic="http://schemas.openxmlformats.org/drawingml/2006/picture">
+                <pic:pic>
                   <pic:nvPicPr>
-                    <pic:cNvPr id="192" name="Picture 192" descr="image"/>
+                    <pic:cNvPr id="222" name="Picture 222" descr="image"/>
                     <pic:cNvPicPr>
                       <a:picLocks noChangeAspect="1"/>
                     </pic:cNvPicPr>
                   </pic:nvPicPr>
                   <pic:blipFill>
-                    <a:blip r:embed="rId100|rId101"/>
+                    <a:blip r:embed="rId100"/>
                     <a:stretch>
                       <a:fillRect/>
                     </a:stretch>
@@ -9470,7 +9618,44 @@
                   <pic:spPr>
                     <a:xfrm>
                       <a:off x="0" y="0"/>
-                      <a:ext cx="3132000" cy="2857500"/>
+                      <a:ext cx="714375" cy="2857500"/>
+                    </a:xfrm>
+                    <a:prstGeom prst="rect">
+                      <a:avLst/>
+                    </a:prstGeom>
+                  </pic:spPr>
+                </pic:pic>
+              </a:graphicData>
+            </a:graphic>
+          </wp:inline>
+        </w:drawing>
+        <w:drawing>
+          <wp:inline distT="0" distB="0" distL="0" distR="0">
+            <wp:extent cx="3132000" cy="1917252"/>
+            <wp:effectExtent l="0" t="0" r="0" b="0"/>
+            <wp:docPr id="223" name="Picture 223" descr="image"/>
+            <wp:cNvGraphicFramePr>
+              <a:graphicFrameLocks noChangeAspect="1"/>
+            </wp:cNvGraphicFramePr>
+            <a:graphic>
+              <a:graphicData uri="http://schemas.openxmlformats.org/drawingml/2006/picture">
+                <pic:pic>
+                  <pic:nvPicPr>
+                    <pic:cNvPr id="223" name="Picture 223" descr="image"/>
+                    <pic:cNvPicPr>
+                      <a:picLocks noChangeAspect="1"/>
+                    </pic:cNvPicPr>
+                  </pic:nvPicPr>
+                  <pic:blipFill>
+                    <a:blip r:embed="rId101"/>
+                    <a:stretch>
+                      <a:fillRect/>
+                    </a:stretch>
+                  </pic:blipFill>
+                  <pic:spPr>
+                    <a:xfrm>
+                      <a:off x="0" y="0"/>
+                      <a:ext cx="3132000" cy="1917252"/>
                     </a:xfrm>
                     <a:prstGeom prst="rect">
                       <a:avLst/>
@@ -10271,23 +10456,23 @@
         </w:rPr>
         <w:drawing>
           <wp:inline distT="0" distB="0" distL="0" distR="0">
-            <wp:extent cx="3132000" cy="2857500"/>
+            <wp:extent cx="3132000" cy="2353823"/>
             <wp:effectExtent l="0" t="0" r="0" b="0"/>
-            <wp:docPr id="198" name="Picture 198" descr="image"/>
+            <wp:docPr id="224" name="Picture 224" descr="image"/>
             <wp:cNvGraphicFramePr>
-              <a:graphicFrameLocks xmlns:a="http://schemas.openxmlformats.org/drawingml/2006/main" noChangeAspect="1"/>
+              <a:graphicFrameLocks noChangeAspect="1"/>
             </wp:cNvGraphicFramePr>
-            <a:graphic xmlns:a="http://schemas.openxmlformats.org/drawingml/2006/main">
+            <a:graphic>
               <a:graphicData uri="http://schemas.openxmlformats.org/drawingml/2006/picture">
-                <pic:pic xmlns:pic="http://schemas.openxmlformats.org/drawingml/2006/picture">
+                <pic:pic>
                   <pic:nvPicPr>
-                    <pic:cNvPr id="198" name="Picture 198" descr="image"/>
+                    <pic:cNvPr id="224" name="Picture 224" descr="image"/>
                     <pic:cNvPicPr>
                       <a:picLocks noChangeAspect="1"/>
                     </pic:cNvPicPr>
                   </pic:nvPicPr>
                   <pic:blipFill>
-                    <a:blip r:embed="rId107|rId108"/>
+                    <a:blip r:embed="rId107"/>
                     <a:stretch>
                       <a:fillRect/>
                     </a:stretch>
@@ -10295,7 +10480,44 @@
                   <pic:spPr>
                     <a:xfrm>
                       <a:off x="0" y="0"/>
-                      <a:ext cx="3132000" cy="2857500"/>
+                      <a:ext cx="3132000" cy="2353823"/>
+                    </a:xfrm>
+                    <a:prstGeom prst="rect">
+                      <a:avLst/>
+                    </a:prstGeom>
+                  </pic:spPr>
+                </pic:pic>
+              </a:graphicData>
+            </a:graphic>
+          </wp:inline>
+        </w:drawing>
+        <w:drawing>
+          <wp:inline distT="0" distB="0" distL="0" distR="0">
+            <wp:extent cx="2437279" cy="2857500"/>
+            <wp:effectExtent l="0" t="0" r="0" b="0"/>
+            <wp:docPr id="225" name="Picture 225" descr="image"/>
+            <wp:cNvGraphicFramePr>
+              <a:graphicFrameLocks noChangeAspect="1"/>
+            </wp:cNvGraphicFramePr>
+            <a:graphic>
+              <a:graphicData uri="http://schemas.openxmlformats.org/drawingml/2006/picture">
+                <pic:pic>
+                  <pic:nvPicPr>
+                    <pic:cNvPr id="225" name="Picture 225" descr="image"/>
+                    <pic:cNvPicPr>
+                      <a:picLocks noChangeAspect="1"/>
+                    </pic:cNvPicPr>
+                  </pic:nvPicPr>
+                  <pic:blipFill>
+                    <a:blip r:embed="rId108"/>
+                    <a:stretch>
+                      <a:fillRect/>
+                    </a:stretch>
+                  </pic:blipFill>
+                  <pic:spPr>
+                    <a:xfrm>
+                      <a:off x="0" y="0"/>
+                      <a:ext cx="2437279" cy="2857500"/>
                     </a:xfrm>
                     <a:prstGeom prst="rect">
                       <a:avLst/>
@@ -11289,23 +11511,23 @@
         </w:rPr>
         <w:drawing>
           <wp:inline distT="0" distB="0" distL="0" distR="0">
-            <wp:extent cx="3132000" cy="2286000"/>
+            <wp:extent cx="2866594" cy="2138197"/>
             <wp:effectExtent l="0" t="0" r="0" b="0"/>
-            <wp:docPr id="206" name="Picture 206" descr="image"/>
+            <wp:docPr id="226" name="Picture 226" descr="image"/>
             <wp:cNvGraphicFramePr>
-              <a:graphicFrameLocks xmlns:a="http://schemas.openxmlformats.org/drawingml/2006/main" noChangeAspect="1"/>
+              <a:graphicFrameLocks noChangeAspect="1"/>
             </wp:cNvGraphicFramePr>
-            <a:graphic xmlns:a="http://schemas.openxmlformats.org/drawingml/2006/main">
+            <a:graphic>
               <a:graphicData uri="http://schemas.openxmlformats.org/drawingml/2006/picture">
-                <pic:pic xmlns:pic="http://schemas.openxmlformats.org/drawingml/2006/picture">
+                <pic:pic>
                   <pic:nvPicPr>
-                    <pic:cNvPr id="206" name="Picture 206" descr="image"/>
+                    <pic:cNvPr id="226" name="Picture 226" descr="image"/>
                     <pic:cNvPicPr>
                       <a:picLocks noChangeAspect="1"/>
                     </pic:cNvPicPr>
                   </pic:nvPicPr>
                   <pic:blipFill>
-                    <a:blip r:embed="rId116|rId117"/>
+                    <a:blip r:embed="rId116"/>
                     <a:stretch>
                       <a:fillRect/>
                     </a:stretch>
@@ -11313,7 +11535,7 @@
                   <pic:spPr>
                     <a:xfrm>
                       <a:off x="0" y="0"/>
-                      <a:ext cx="3132000" cy="2286000"/>
+                      <a:ext cx="2866594" cy="2138197"/>
                     </a:xfrm>
                     <a:prstGeom prst="rect">
                       <a:avLst/>
@@ -11324,45 +11546,25 @@
             </a:graphic>
           </wp:inline>
         </w:drawing>
-      </w:r>
-    </w:p>
-    <w:p>
-      <w:pPr>
-        <w:keepNext/>
-        <w:spacing w:before="40" w:after="40" w:line="240" w:lineRule="auto"/>
-        <w:ind w:left="0" w:right="0" w:firstLine="0"/>
-        <w:jc w:val="center"/>
-        <w:rPr>
-          <w:rFonts w:ascii="Times New Roman" w:hAnsi="Times New Roman" w:eastAsia="宋体" w:cs="Times New Roman"/>
-          <w:kern w:val="0"/>
-          <w:sz w:val="21"/>
-          <w:szCs w:val="21"/>
-        </w:rPr>
-      </w:pPr>
-      <w:r>
-        <w:rPr>
-          <w:rFonts w:ascii="Times New Roman" w:hAnsi="Times New Roman" w:eastAsia="宋体"/>
-          <w:sz w:val="21"/>
-        </w:rPr>
         <w:drawing>
           <wp:inline distT="0" distB="0" distL="0" distR="0">
-            <wp:extent cx="3132000" cy="2286000"/>
+            <wp:extent cx="2892856" cy="2138197"/>
             <wp:effectExtent l="0" t="0" r="0" b="0"/>
-            <wp:docPr id="207" name="Picture 207" descr="image"/>
+            <wp:docPr id="227" name="Picture 227" descr="image"/>
             <wp:cNvGraphicFramePr>
-              <a:graphicFrameLocks xmlns:a="http://schemas.openxmlformats.org/drawingml/2006/main" noChangeAspect="1"/>
+              <a:graphicFrameLocks noChangeAspect="1"/>
             </wp:cNvGraphicFramePr>
-            <a:graphic xmlns:a="http://schemas.openxmlformats.org/drawingml/2006/main">
+            <a:graphic>
               <a:graphicData uri="http://schemas.openxmlformats.org/drawingml/2006/picture">
-                <pic:pic xmlns:pic="http://schemas.openxmlformats.org/drawingml/2006/picture">
+                <pic:pic>
                   <pic:nvPicPr>
-                    <pic:cNvPr id="207" name="Picture 207" descr="image"/>
+                    <pic:cNvPr id="227" name="Picture 227" descr="image"/>
                     <pic:cNvPicPr>
                       <a:picLocks noChangeAspect="1"/>
                     </pic:cNvPicPr>
                   </pic:nvPicPr>
                   <pic:blipFill>
-                    <a:blip r:embed="rId118|rId119"/>
+                    <a:blip r:embed="rId117"/>
                     <a:stretch>
                       <a:fillRect/>
                     </a:stretch>
@@ -11370,7 +11572,7 @@
                   <pic:spPr>
                     <a:xfrm>
                       <a:off x="0" y="0"/>
-                      <a:ext cx="3132000" cy="2286000"/>
+                      <a:ext cx="2892856" cy="2138197"/>
                     </a:xfrm>
                     <a:prstGeom prst="rect">
                       <a:avLst/>
@@ -11386,29 +11588,6 @@
     <w:p>
       <w:pPr>
         <w:keepNext/>
-        <w:spacing w:before="40" w:after="30" w:line="300" w:lineRule="auto"/>
-        <w:ind w:left="840" w:right="0" w:firstLine="0"/>
-        <w:jc w:val="left"/>
-        <w:rPr>
-          <w:rFonts w:ascii="Times New Roman" w:hAnsi="Times New Roman" w:eastAsia="宋体" w:cs="Times New Roman"/>
-          <w:kern w:val="0"/>
-          <w:sz w:val="21"/>
-          <w:szCs w:val="21"/>
-        </w:rPr>
-      </w:pPr>
-      <w:r>
-        <w:rPr>
-          <w:rFonts w:ascii="Times New Roman" w:hAnsi="Times New Roman" w:eastAsia="宋体" w:cs="Times New Roman"/>
-          <w:kern w:val="0"/>
-          <w:sz w:val="21"/>
-          <w:szCs w:val="21"/>
-        </w:rPr>
-        <w:t xml:space="preserve">（4）宇航员调整方向，垂直向上逐渐移到地球位置。</w:t>
-      </w:r>
-    </w:p>
-    <w:p>
-      <w:pPr>
-        <w:keepNext/>
         <w:spacing w:before="40" w:after="40" w:line="240" w:lineRule="auto"/>
         <w:ind w:left="0" w:right="0" w:firstLine="0"/>
         <w:jc w:val="center"/>
@@ -11426,23 +11605,23 @@
         </w:rPr>
         <w:drawing>
           <wp:inline distT="0" distB="0" distL="0" distR="0">
-            <wp:extent cx="3132000" cy="2286000"/>
+            <wp:extent cx="2861504" cy="2179447"/>
             <wp:effectExtent l="0" t="0" r="0" b="0"/>
-            <wp:docPr id="208" name="Picture 208" descr="image"/>
+            <wp:docPr id="228" name="Picture 228" descr="image"/>
             <wp:cNvGraphicFramePr>
-              <a:graphicFrameLocks xmlns:a="http://schemas.openxmlformats.org/drawingml/2006/main" noChangeAspect="1"/>
+              <a:graphicFrameLocks noChangeAspect="1"/>
             </wp:cNvGraphicFramePr>
-            <a:graphic xmlns:a="http://schemas.openxmlformats.org/drawingml/2006/main">
+            <a:graphic>
               <a:graphicData uri="http://schemas.openxmlformats.org/drawingml/2006/picture">
-                <pic:pic xmlns:pic="http://schemas.openxmlformats.org/drawingml/2006/picture">
+                <pic:pic>
                   <pic:nvPicPr>
-                    <pic:cNvPr id="208" name="Picture 208" descr="image"/>
+                    <pic:cNvPr id="228" name="Picture 228" descr="image"/>
                     <pic:cNvPicPr>
                       <a:picLocks noChangeAspect="1"/>
                     </pic:cNvPicPr>
                   </pic:nvPicPr>
                   <pic:blipFill>
-                    <a:blip r:embed="rId120|rId121"/>
+                    <a:blip r:embed="rId118"/>
                     <a:stretch>
                       <a:fillRect/>
                     </a:stretch>
@@ -11450,7 +11629,161 @@
                   <pic:spPr>
                     <a:xfrm>
                       <a:off x="0" y="0"/>
-                      <a:ext cx="3132000" cy="2286000"/>
+                      <a:ext cx="2861504" cy="2179447"/>
+                    </a:xfrm>
+                    <a:prstGeom prst="rect">
+                      <a:avLst/>
+                    </a:prstGeom>
+                  </pic:spPr>
+                </pic:pic>
+              </a:graphicData>
+            </a:graphic>
+          </wp:inline>
+        </w:drawing>
+        <w:drawing>
+          <wp:inline distT="0" distB="0" distL="0" distR="0">
+            <wp:extent cx="2897946" cy="2179447"/>
+            <wp:effectExtent l="0" t="0" r="0" b="0"/>
+            <wp:docPr id="229" name="Picture 229" descr="image"/>
+            <wp:cNvGraphicFramePr>
+              <a:graphicFrameLocks noChangeAspect="1"/>
+            </wp:cNvGraphicFramePr>
+            <a:graphic>
+              <a:graphicData uri="http://schemas.openxmlformats.org/drawingml/2006/picture">
+                <pic:pic>
+                  <pic:nvPicPr>
+                    <pic:cNvPr id="229" name="Picture 229" descr="image"/>
+                    <pic:cNvPicPr>
+                      <a:picLocks noChangeAspect="1"/>
+                    </pic:cNvPicPr>
+                  </pic:nvPicPr>
+                  <pic:blipFill>
+                    <a:blip r:embed="rId119"/>
+                    <a:stretch>
+                      <a:fillRect/>
+                    </a:stretch>
+                  </pic:blipFill>
+                  <pic:spPr>
+                    <a:xfrm>
+                      <a:off x="0" y="0"/>
+                      <a:ext cx="2897946" cy="2179447"/>
+                    </a:xfrm>
+                    <a:prstGeom prst="rect">
+                      <a:avLst/>
+                    </a:prstGeom>
+                  </pic:spPr>
+                </pic:pic>
+              </a:graphicData>
+            </a:graphic>
+          </wp:inline>
+        </w:drawing>
+      </w:r>
+    </w:p>
+    <w:p>
+      <w:pPr>
+        <w:keepNext/>
+        <w:spacing w:before="40" w:after="30" w:line="300" w:lineRule="auto"/>
+        <w:ind w:left="840" w:right="0" w:firstLine="0"/>
+        <w:jc w:val="left"/>
+        <w:rPr>
+          <w:rFonts w:ascii="Times New Roman" w:hAnsi="Times New Roman" w:eastAsia="宋体" w:cs="Times New Roman"/>
+          <w:kern w:val="0"/>
+          <w:sz w:val="21"/>
+          <w:szCs w:val="21"/>
+        </w:rPr>
+      </w:pPr>
+      <w:r>
+        <w:rPr>
+          <w:rFonts w:ascii="Times New Roman" w:hAnsi="Times New Roman" w:eastAsia="宋体" w:cs="Times New Roman"/>
+          <w:kern w:val="0"/>
+          <w:sz w:val="21"/>
+          <w:szCs w:val="21"/>
+        </w:rPr>
+        <w:t xml:space="preserve">（4）宇航员调整方向，垂直向上逐渐移到地球位置。</w:t>
+      </w:r>
+    </w:p>
+    <w:p>
+      <w:pPr>
+        <w:keepNext/>
+        <w:spacing w:before="40" w:after="40" w:line="240" w:lineRule="auto"/>
+        <w:ind w:left="0" w:right="0" w:firstLine="0"/>
+        <w:jc w:val="center"/>
+        <w:rPr>
+          <w:rFonts w:ascii="Times New Roman" w:hAnsi="Times New Roman" w:eastAsia="宋体" w:cs="Times New Roman"/>
+          <w:kern w:val="0"/>
+          <w:sz w:val="21"/>
+          <w:szCs w:val="21"/>
+        </w:rPr>
+      </w:pPr>
+      <w:r>
+        <w:rPr>
+          <w:rFonts w:ascii="Times New Roman" w:hAnsi="Times New Roman" w:eastAsia="宋体"/>
+          <w:sz w:val="21"/>
+        </w:rPr>
+        <w:drawing>
+          <wp:inline distT="0" distB="0" distL="0" distR="0">
+            <wp:extent cx="2899310" cy="2153885"/>
+            <wp:effectExtent l="0" t="0" r="0" b="0"/>
+            <wp:docPr id="230" name="Picture 230" descr="image"/>
+            <wp:cNvGraphicFramePr>
+              <a:graphicFrameLocks noChangeAspect="1"/>
+            </wp:cNvGraphicFramePr>
+            <a:graphic>
+              <a:graphicData uri="http://schemas.openxmlformats.org/drawingml/2006/picture">
+                <pic:pic>
+                  <pic:nvPicPr>
+                    <pic:cNvPr id="230" name="Picture 230" descr="image"/>
+                    <pic:cNvPicPr>
+                      <a:picLocks noChangeAspect="1"/>
+                    </pic:cNvPicPr>
+                  </pic:nvPicPr>
+                  <pic:blipFill>
+                    <a:blip r:embed="rId120"/>
+                    <a:stretch>
+                      <a:fillRect/>
+                    </a:stretch>
+                  </pic:blipFill>
+                  <pic:spPr>
+                    <a:xfrm>
+                      <a:off x="0" y="0"/>
+                      <a:ext cx="2899310" cy="2153885"/>
+                    </a:xfrm>
+                    <a:prstGeom prst="rect">
+                      <a:avLst/>
+                    </a:prstGeom>
+                  </pic:spPr>
+                </pic:pic>
+              </a:graphicData>
+            </a:graphic>
+          </wp:inline>
+        </w:drawing>
+        <w:drawing>
+          <wp:inline distT="0" distB="0" distL="0" distR="0">
+            <wp:extent cx="2860140" cy="2153885"/>
+            <wp:effectExtent l="0" t="0" r="0" b="0"/>
+            <wp:docPr id="231" name="Picture 231" descr="image"/>
+            <wp:cNvGraphicFramePr>
+              <a:graphicFrameLocks noChangeAspect="1"/>
+            </wp:cNvGraphicFramePr>
+            <a:graphic>
+              <a:graphicData uri="http://schemas.openxmlformats.org/drawingml/2006/picture">
+                <pic:pic>
+                  <pic:nvPicPr>
+                    <pic:cNvPr id="231" name="Picture 231" descr="image"/>
+                    <pic:cNvPicPr>
+                      <a:picLocks noChangeAspect="1"/>
+                    </pic:cNvPicPr>
+                  </pic:nvPicPr>
+                  <pic:blipFill>
+                    <a:blip r:embed="rId121"/>
+                    <a:stretch>
+                      <a:fillRect/>
+                    </a:stretch>
+                  </pic:blipFill>
+                  <pic:spPr>
+                    <a:xfrm>
+                      <a:off x="0" y="0"/>
+                      <a:ext cx="2860140" cy="2153885"/>
                     </a:xfrm>
                     <a:prstGeom prst="rect">
                       <a:avLst/>
@@ -13502,68 +13835,7 @@
 </w:document>
 </file>
 
-<file path=word\fontTable.xml><?xml version="1.0" encoding="utf-8"?>
-<w:fonts xmlns:mc="http://schemas.openxmlformats.org/markup-compatibility/2006" xmlns:r="http://schemas.openxmlformats.org/officeDocument/2006/relationships" xmlns:w="http://schemas.openxmlformats.org/wordprocessingml/2006/main" xmlns:w14="http://schemas.microsoft.com/office/word/2010/wordml" mc:Ignorable="w14">
-  <w:font w:name="Times New Roman">
-    <w:panose1 w:val="02020603050405020304"/>
-    <w:charset w:val="00"/>
-    <w:family w:val="roman"/>
-    <w:pitch w:val="variable"/>
-    <w:sig w:usb0="20007A87" w:usb1="80000000" w:usb2="00000008" w:usb3="00000000" w:csb0="000001FF" w:csb1="00000000"/>
-  </w:font>
-  <w:font w:name="宋体">
-    <w:panose1 w:val="02010600030101010101"/>
-    <w:charset w:val="86"/>
-    <w:family w:val="auto"/>
-    <w:pitch w:val="default"/>
-    <w:sig w:usb0="00000003" w:usb1="288F0000" w:usb2="00000006" w:usb3="00000000" w:csb0="00040001" w:csb1="00000000"/>
-  </w:font>
-  <w:font w:name="Wingdings">
-    <w:panose1 w:val="05000000000000000000"/>
-    <w:charset w:val="02"/>
-    <w:family w:val="auto"/>
-    <w:pitch w:val="default"/>
-    <w:sig w:usb0="00000000" w:usb1="00000000" w:usb2="00000000" w:usb3="00000000" w:csb0="80000000" w:csb1="00000000"/>
-  </w:font>
-  <w:font w:name="Arial">
-    <w:panose1 w:val="020B0604020202020204"/>
-    <w:charset w:val="01"/>
-    <w:family w:val="swiss"/>
-    <w:pitch w:val="default"/>
-    <w:sig w:usb0="E0002AFF" w:usb1="C0007843" w:usb2="00000009" w:usb3="00000000" w:csb0="400001FF" w:csb1="FFFF0000"/>
-  </w:font>
-  <w:font w:name="黑体">
-    <w:panose1 w:val="02010609060101010101"/>
-    <w:charset w:val="86"/>
-    <w:family w:val="auto"/>
-    <w:pitch w:val="default"/>
-    <w:sig w:usb0="800002BF" w:usb1="38CF7CFA" w:usb2="00000016" w:usb3="00000000" w:csb0="00040001" w:csb1="00000000"/>
-  </w:font>
-  <w:font w:name="Courier New">
-    <w:panose1 w:val="02070309020205020404"/>
-    <w:charset w:val="01"/>
-    <w:family w:val="modern"/>
-    <w:pitch w:val="default"/>
-    <w:sig w:usb0="E0002AFF" w:usb1="C0007843" w:usb2="00000009" w:usb3="00000000" w:csb0="400001FF" w:csb1="FFFF0000"/>
-  </w:font>
-  <w:font w:name="Symbol">
-    <w:panose1 w:val="05050102010706020507"/>
-    <w:charset w:val="02"/>
-    <w:family w:val="roman"/>
-    <w:pitch w:val="default"/>
-    <w:sig w:usb0="00000000" w:usb1="00000000" w:usb2="00000000" w:usb3="00000000" w:csb0="80000000" w:csb1="00000000"/>
-  </w:font>
-  <w:font w:name="Calibri">
-    <w:panose1 w:val="020F0502020204030204"/>
-    <w:charset w:val="00"/>
-    <w:family w:val="swiss"/>
-    <w:pitch w:val="default"/>
-    <w:sig w:usb0="E10002FF" w:usb1="4000ACFF" w:usb2="00000009" w:usb3="00000000" w:csb0="2000019F" w:csb1="00000000"/>
-  </w:font>
-</w:fonts>
-</file>
-
-<file path=word\footer1.xml><?xml version="1.0" encoding="utf-8"?>
+<file path=word/footer1.xml><?xml version="1.0" encoding="utf-8"?>
 <w:ftr xmlns:w="http://schemas.openxmlformats.org/wordprocessingml/2006/main">
   <w:p>
     <w:pPr>
@@ -13643,7 +13915,7 @@
 </w:ftr>
 </file>
 
-<file path=word\numbering.xml><?xml version="1.0" encoding="utf-8"?>
+<file path=word/numbering.xml><?xml version="1.0" encoding="utf-8"?>
 <w:numbering xmlns:wpc="http://schemas.microsoft.com/office/word/2010/wordprocessingCanvas" xmlns:mc="http://schemas.openxmlformats.org/markup-compatibility/2006" xmlns:o="urn:schemas-microsoft-com:office:office" xmlns:r="http://schemas.openxmlformats.org/officeDocument/2006/relationships" xmlns:m="http://schemas.openxmlformats.org/officeDocument/2006/math" xmlns:v="urn:schemas-microsoft-com:vml" xmlns:wp14="http://schemas.microsoft.com/office/word/2010/wordprocessingDrawing" xmlns:wp="http://schemas.openxmlformats.org/drawingml/2006/wordprocessingDrawing" xmlns:w10="urn:schemas-microsoft-com:office:word" xmlns:w="http://schemas.openxmlformats.org/wordprocessingml/2006/main" xmlns:w14="http://schemas.microsoft.com/office/word/2010/wordml" xmlns:wpg="http://schemas.microsoft.com/office/word/2010/wordprocessingGroup" xmlns:wpi="http://schemas.microsoft.com/office/word/2010/wordprocessingInk" xmlns:wne="http://schemas.microsoft.com/office/word/2006/wordml" xmlns:wps="http://schemas.microsoft.com/office/word/2010/wordprocessingShape" xmlns:wpsCustomData="http://www.wps.cn/officeDocument/2013/wpsCustomData" mc:Ignorable="w14 wp14">
   <w:abstractNum w:abstractNumId="0">
     <w:nsid w:val="10F689C3"/>
@@ -13677,64 +13949,7 @@
 </w:numbering>
 </file>
 
-<file path=word\settings.xml><?xml version="1.0" encoding="utf-8"?>
-<w:settings xmlns:mc="http://schemas.openxmlformats.org/markup-compatibility/2006" xmlns:o="urn:schemas-microsoft-com:office:office" xmlns:r="http://schemas.openxmlformats.org/officeDocument/2006/relationships" xmlns:m="http://schemas.openxmlformats.org/officeDocument/2006/math" xmlns:v="urn:schemas-microsoft-com:vml" xmlns:w10="urn:schemas-microsoft-com:office:word" xmlns:w="http://schemas.openxmlformats.org/wordprocessingml/2006/main" xmlns:w14="http://schemas.microsoft.com/office/word/2010/wordml" xmlns:sl="http://schemas.openxmlformats.org/schemaLibrary/2006/main" xmlns:wpsCustomData="http://www.wps.cn/officeDocument/2013/wpsCustomData" mc:Ignorable="w14">
-  <w:zoom w:percent="100"/>
-  <w:embedSystemFonts/>
-  <w:bordersDoNotSurroundHeader w:val="0"/>
-  <w:bordersDoNotSurroundFooter w:val="0"/>
-  <w:documentProtection w:enforcement="0"/>
-  <w:defaultTabStop w:val="420"/>
-  <w:drawingGridVerticalSpacing w:val="156"/>
-  <w:displayHorizontalDrawingGridEvery w:val="1"/>
-  <w:displayVerticalDrawingGridEvery w:val="1"/>
-  <w:noPunctuationKerning w:val="1"/>
-  <w:characterSpacingControl w:val="compressPunctuation"/>
-  <w:compat>
-    <w:spaceForUL/>
-    <w:balanceSingleByteDoubleByteWidth/>
-    <w:doNotLeaveBackslashAlone/>
-    <w:ulTrailSpace/>
-    <w:doNotExpandShiftReturn/>
-    <w:adjustLineHeightInTable/>
-    <w:doNotWrapTextWithPunct/>
-    <w:doNotUseEastAsianBreakRules/>
-    <w:useFELayout/>
-    <w:doNotUseIndentAsNumberingTabStop/>
-    <w:compatSetting w:name="compatibilityMode" w:uri="http://schemas.microsoft.com/office/word" w:val="14"/>
-    <w:compatSetting w:name="overrideTableStyleFontSizeAndJustification" w:uri="http://schemas.microsoft.com/office/word" w:val="1"/>
-    <w:compatSetting w:name="enableOpenTypeFeatures" w:uri="http://schemas.microsoft.com/office/word" w:val="1"/>
-    <w:compatSetting w:name="doNotFlipMirrorIndents" w:uri="http://schemas.microsoft.com/office/word" w:val="1"/>
-  </w:compat>
-  <w:docVars>
-    <w:docVar w:name="commondata" w:val="eyJoZGlkIjoiZTI3MmVlZGZmNTAyNWI2NDgyZjY4MDkzMjJhMmYzYTAifQ=="/>
-  </w:docVars>
-  <w:rsids>
-    <w:rsidRoot w:val="00000000"/>
-    <w:rsid w:val="2B5C7EB3"/>
-    <w:rsid w:val="30C145B6"/>
-    <w:rsid w:val="75B439DB"/>
-  </w:rsids>
-  <m:mathPr>
-    <m:mathFont m:val="Cambria Math"/>
-    <m:brkBin m:val="before"/>
-    <m:brkBinSub m:val="--"/>
-    <m:smallFrac m:val="0"/>
-    <m:dispDef/>
-    <m:lMargin m:val="0"/>
-    <m:rMargin m:val="0"/>
-    <m:defJc m:val="centerGroup"/>
-    <m:wrapIndent m:val="1440"/>
-    <m:intLim m:val="subSup"/>
-    <m:naryLim m:val="undOvr"/>
-  </m:mathPr>
-  <w:themeFontLang w:val="en-US" w:eastAsia="zh-CN"/>
-  <w:clrSchemeMapping w:bg1="light1" w:t1="dark1" w:bg2="light2" w:t2="dark2" w:accent1="accent1" w:accent2="accent2" w:accent3="accent3" w:accent4="accent4" w:accent5="accent5" w:accent6="accent6" w:hyperlink="hyperlink" w:followedHyperlink="followedHyperlink"/>
-  <w:doNotIncludeSubdocsInStats/>
-</w:settings>
-</file>
-
-<file path=word\styles.xml><?xml version="1.0" encoding="utf-8"?>
+<file path=word/styles.xml><?xml version="1.0" encoding="utf-8"?>
 <w:styles xmlns:mc="http://schemas.openxmlformats.org/markup-compatibility/2006" xmlns:o="urn:schemas-microsoft-com:office:office" xmlns:r="http://schemas.openxmlformats.org/officeDocument/2006/relationships" xmlns:m="http://schemas.openxmlformats.org/officeDocument/2006/math" xmlns:v="urn:schemas-microsoft-com:vml" xmlns:w="http://schemas.openxmlformats.org/wordprocessingml/2006/main" xmlns:w14="http://schemas.microsoft.com/office/word/2010/wordml" xmlns:w10="urn:schemas-microsoft-com:office:word" xmlns:sl="http://schemas.openxmlformats.org/schemaLibrary/2006/main" xmlns:wpsCustomData="http://www.wps.cn/officeDocument/2013/wpsCustomData" mc:Ignorable="w14">
   <w:docDefaults>
     <w:rPrDefault>
@@ -14032,7 +14247,7 @@
 </w:styles>
 </file>
 
-<file path=word\theme\theme1.xml><?xml version="1.0" encoding="utf-8"?>
+<file path=word/theme/theme1.xml><?xml version="1.0" encoding="utf-8"?>
 <a:theme xmlns:a="http://schemas.openxmlformats.org/drawingml/2006/main" name="WPS">
   <a:themeElements>
     <a:clrScheme name="WPS">
